--- a/2. Second_Semester/2. Software Testing/5. Different types of testing/Types of Testing.docx
+++ b/2. Second_Semester/2. Software Testing/5. Different types of testing/Types of Testing.docx
@@ -10946,8 +10946,16 @@
       <w:pPr>
         <w:pStyle w:val="Heading1"/>
         <w:spacing w:before="0"/>
-      </w:pPr>
-      <w:r>
+        <w:rPr>
+          <w:b/>
+          <w:color w:val="FF0000"/>
+        </w:rPr>
+      </w:pPr>
+      <w:r>
+        <w:rPr>
+          <w:b/>
+          <w:color w:val="FF0000"/>
+        </w:rPr>
         <w:lastRenderedPageBreak/>
         <w:t>33. Incremental TDD for Legacy Code</w:t>
       </w:r>
@@ -11546,6 +11554,8 @@
       <w:r>
         <w:t xml:space="preserve"> </w:t>
       </w:r>
+      <w:bookmarkStart w:id="0" w:name="_GoBack"/>
+      <w:bookmarkEnd w:id="0"/>
       <w:proofErr w:type="spellStart"/>
       <w:r>
         <w:rPr>
@@ -11706,8 +11716,6 @@
           <w:szCs w:val="27"/>
         </w:rPr>
       </w:pPr>
-      <w:bookmarkStart w:id="0" w:name="_GoBack"/>
-      <w:bookmarkEnd w:id="0"/>
     </w:p>
     <w:p>
       <w:pPr>
